--- a/ecommerce-project/Hệ Thống Phân Tán của Chợ Việt.docx
+++ b/ecommerce-project/Hệ Thống Phân Tán của Chợ Việt.docx
@@ -3123,6 +3123,41 @@
           <w:szCs w:val="24"/>
           <w:lang w:val="en-US"/>
         </w:rPr>
+        <w:t xml:space="preserve">RedisInsight: </w:t>
+      </w:r>
+      <w:r>
+        <w:rPr>
+          <w:rFonts w:ascii="Arial" w:hAnsi="Arial" w:cs="Arial"/>
+          <w:sz w:val="24"/>
+          <w:szCs w:val="24"/>
+          <w:lang w:val="en-US"/>
+        </w:rPr>
+        <w:t>docker run -d --name redisinsight -p 5540:5540 redis/redisinsight:latest -v redisinsight:/data</w:t>
+      </w:r>
+    </w:p>
+    <w:p>
+      <w:pPr>
+        <w:pStyle w:val="ListParagraph"/>
+        <w:numPr>
+          <w:ilvl w:val="1"/>
+          <w:numId w:val="1"/>
+        </w:numPr>
+        <w:rPr>
+          <w:rFonts w:ascii="Arial" w:hAnsi="Arial" w:cs="Arial"/>
+          <w:sz w:val="24"/>
+          <w:szCs w:val="24"/>
+          <w:lang w:val="en-US"/>
+        </w:rPr>
+      </w:pPr>
+      <w:r>
+        <w:rPr>
+          <w:rFonts w:ascii="Arial" w:hAnsi="Arial" w:cs="Arial"/>
+          <w:b/>
+          <w:bCs/>
+          <w:sz w:val="24"/>
+          <w:szCs w:val="24"/>
+          <w:lang w:val="en-US"/>
+        </w:rPr>
         <w:t>MySQL</w:t>
       </w:r>
       <w:r>
@@ -3505,25 +3540,17 @@
           <w:szCs w:val="24"/>
           <w:lang w:val="en-US"/>
         </w:rPr>
-        <w:t>B1: Chạy service discovery</w:t>
-      </w:r>
-      <w:r>
-        <w:rPr>
-          <w:rFonts w:ascii="Arial" w:hAnsi="Arial" w:cs="Arial"/>
-          <w:sz w:val="24"/>
-          <w:szCs w:val="24"/>
-          <w:lang w:val="en-US"/>
-        </w:rPr>
-        <w:t>.</w:t>
-      </w:r>
-      <w:r>
-        <w:rPr>
-          <w:rFonts w:ascii="Arial" w:hAnsi="Arial" w:cs="Arial"/>
-          <w:sz w:val="24"/>
-          <w:szCs w:val="24"/>
-          <w:lang w:val="en-US"/>
-        </w:rPr>
-        <w:t xml:space="preserve"> </w:t>
+        <w:lastRenderedPageBreak/>
+        <w:t xml:space="preserve">B1: </w:t>
+      </w:r>
+      <w:r>
+        <w:rPr>
+          <w:rFonts w:ascii="Arial" w:hAnsi="Arial" w:cs="Arial"/>
+          <w:sz w:val="24"/>
+          <w:szCs w:val="24"/>
+          <w:lang w:val="en-US"/>
+        </w:rPr>
+        <w:t>Khởi động Service Discovery trước để các microservices đăng ký.</w:t>
       </w:r>
     </w:p>
     <w:p>
@@ -3585,16 +3612,52 @@
           <w:szCs w:val="24"/>
           <w:lang w:val="en-US"/>
         </w:rPr>
-        <w:t xml:space="preserve"> trong CMD</w:t>
-      </w:r>
-      <w:r>
-        <w:rPr>
-          <w:rFonts w:ascii="Arial" w:hAnsi="Arial" w:cs="Arial"/>
-          <w:sz w:val="24"/>
-          <w:szCs w:val="24"/>
-          <w:lang w:val="en-US"/>
-        </w:rPr>
-        <w:t>.</w:t>
+        <w:t xml:space="preserve"> trong CM</w:t>
+      </w:r>
+      <w:r>
+        <w:rPr>
+          <w:rFonts w:ascii="Arial" w:hAnsi="Arial" w:cs="Arial"/>
+          <w:sz w:val="24"/>
+          <w:szCs w:val="24"/>
+          <w:lang w:val="en-US"/>
+        </w:rPr>
+        <w:t>D(Nếu chạy lệnh thì tự động chạy container). Nếu c</w:t>
+      </w:r>
+      <w:r>
+        <w:rPr>
+          <w:rFonts w:ascii="Arial" w:hAnsi="Arial" w:cs="Arial"/>
+          <w:sz w:val="24"/>
+          <w:szCs w:val="24"/>
+          <w:lang w:val="en-US"/>
+        </w:rPr>
+        <w:t>hạy</w:t>
+      </w:r>
+      <w:r>
+        <w:rPr>
+          <w:rFonts w:ascii="Arial" w:hAnsi="Arial" w:cs="Arial"/>
+          <w:sz w:val="24"/>
+          <w:szCs w:val="24"/>
+          <w:lang w:val="en-US"/>
+        </w:rPr>
+        <w:t xml:space="preserve"> bằng tay</w:t>
+      </w:r>
+      <w:r>
+        <w:rPr>
+          <w:rFonts w:ascii="Arial" w:hAnsi="Arial" w:cs="Arial"/>
+          <w:sz w:val="24"/>
+          <w:szCs w:val="24"/>
+          <w:lang w:val="en-US"/>
+        </w:rPr>
+        <w:t xml:space="preserve"> thì chạy</w:t>
+      </w:r>
+      <w:r>
+        <w:rPr>
+          <w:rFonts w:ascii="Arial" w:hAnsi="Arial" w:cs="Arial"/>
+          <w:sz w:val="24"/>
+          <w:szCs w:val="24"/>
+          <w:lang w:val="en-US"/>
+        </w:rPr>
+        <w:t xml:space="preserve"> các container Docker (MySQL, Redis, MongoDB, RabbitMQ, Elasticsearch, PostgreSQL).</w:t>
       </w:r>
     </w:p>
     <w:p>
@@ -3620,7 +3683,6 @@
           <w:szCs w:val="24"/>
           <w:lang w:val="en-US"/>
         </w:rPr>
-        <w:lastRenderedPageBreak/>
         <w:t>B3: Chạy các microservice còn lại</w:t>
       </w:r>
       <w:r>

--- a/ecommerce-project/Hệ Thống Phân Tán của Chợ Việt.docx
+++ b/ecommerce-project/Hệ Thống Phân Tán của Chợ Việt.docx
@@ -374,6 +374,37 @@
           <w:rFonts w:ascii="Arial" w:hAnsi="Arial" w:cs="Arial"/>
           <w:lang w:val="en-US"/>
         </w:rPr>
+        <w:t xml:space="preserve">│   ├── </w:t>
+      </w:r>
+      <w:r>
+        <w:rPr>
+          <w:rFonts w:ascii="Arial" w:hAnsi="Arial" w:cs="Arial"/>
+          <w:lang w:val="en-US"/>
+        </w:rPr>
+        <w:t>customers</w:t>
+      </w:r>
+      <w:r>
+        <w:rPr>
+          <w:rFonts w:ascii="Arial" w:hAnsi="Arial" w:cs="Arial"/>
+          <w:lang w:val="en-US"/>
+        </w:rPr>
+        <w:t>-service/</w:t>
+      </w:r>
+    </w:p>
+    <w:p>
+      <w:pPr>
+        <w:pStyle w:val="ListParagraph"/>
+        <w:ind w:left="360"/>
+        <w:rPr>
+          <w:rFonts w:ascii="Arial" w:hAnsi="Arial" w:cs="Arial"/>
+          <w:lang w:val="en-US"/>
+        </w:rPr>
+      </w:pPr>
+      <w:r>
+        <w:rPr>
+          <w:rFonts w:ascii="Arial" w:hAnsi="Arial" w:cs="Arial"/>
+          <w:lang w:val="en-US"/>
+        </w:rPr>
         <w:t>│   ├── notification-service/</w:t>
       </w:r>
     </w:p>
@@ -681,7 +712,14 @@
           <w:rFonts w:ascii="Arial" w:hAnsi="Arial" w:cs="Arial"/>
           <w:lang w:val="en-US"/>
         </w:rPr>
-        <w:t>product-service</w:t>
+        <w:t>customers</w:t>
+      </w:r>
+      <w:r>
+        <w:rPr>
+          <w:rFonts w:ascii="Arial" w:hAnsi="Arial" w:cs="Arial"/>
+          <w:lang w:val="en-US"/>
+        </w:rPr>
+        <w:t>-service</w:t>
       </w:r>
     </w:p>
     <w:p>
@@ -701,21 +739,7 @@
           <w:rFonts w:ascii="Arial" w:hAnsi="Arial" w:cs="Arial"/>
           <w:lang w:val="en-US"/>
         </w:rPr>
-        <w:t xml:space="preserve">Spring </w:t>
-      </w:r>
-      <w:r>
-        <w:rPr>
-          <w:rFonts w:ascii="Arial" w:hAnsi="Arial" w:cs="Arial"/>
-          <w:lang w:val="en-US"/>
-        </w:rPr>
-        <w:t>F</w:t>
-      </w:r>
-      <w:r>
-        <w:rPr>
-          <w:rFonts w:ascii="Arial" w:hAnsi="Arial" w:cs="Arial"/>
-          <w:lang w:val="en-US"/>
-        </w:rPr>
-        <w:t>ramework: 3.4.4</w:t>
+        <w:t>Spring Framework: 3.4.4</w:t>
       </w:r>
     </w:p>
     <w:p>
@@ -735,14 +759,7 @@
           <w:rFonts w:ascii="Arial" w:hAnsi="Arial" w:cs="Arial"/>
           <w:lang w:val="en-US"/>
         </w:rPr>
-        <w:t>MySQL</w:t>
-      </w:r>
-      <w:r>
-        <w:rPr>
-          <w:rFonts w:ascii="Arial" w:hAnsi="Arial" w:cs="Arial"/>
-          <w:lang w:val="en-US"/>
-        </w:rPr>
-        <w:t>:</w:t>
+        <w:t>MySQL:</w:t>
       </w:r>
       <w:r>
         <w:rPr>
@@ -778,62 +795,7 @@
           <w:rFonts w:ascii="Arial" w:hAnsi="Arial" w:cs="Arial"/>
           <w:lang w:val="en-US"/>
         </w:rPr>
-        <w:t>Mongo</w:t>
-      </w:r>
-      <w:r>
-        <w:rPr>
-          <w:rFonts w:ascii="Arial" w:hAnsi="Arial" w:cs="Arial"/>
-          <w:lang w:val="en-US"/>
-        </w:rPr>
-        <w:t>DB</w:t>
-      </w:r>
-      <w:r>
-        <w:rPr>
-          <w:rFonts w:ascii="Arial" w:hAnsi="Arial" w:cs="Arial"/>
-          <w:lang w:val="en-US"/>
-        </w:rPr>
-        <w:t>:</w:t>
-      </w:r>
-      <w:r>
-        <w:rPr>
-          <w:rFonts w:ascii="Arial" w:hAnsi="Arial" w:cs="Arial"/>
-          <w:lang w:val="en-US"/>
-        </w:rPr>
-        <w:t xml:space="preserve"> </w:t>
-      </w:r>
-      <w:r>
-        <w:rPr>
-          <w:rFonts w:ascii="Arial" w:hAnsi="Arial" w:cs="Arial"/>
-          <w:lang w:val="en-US"/>
-        </w:rPr>
-        <w:t>8.0</w:t>
-      </w:r>
-    </w:p>
-    <w:p>
-      <w:pPr>
-        <w:pStyle w:val="ListParagraph"/>
-        <w:numPr>
-          <w:ilvl w:val="1"/>
-          <w:numId w:val="2"/>
-        </w:numPr>
-        <w:rPr>
-          <w:rFonts w:ascii="Arial" w:hAnsi="Arial" w:cs="Arial"/>
-          <w:lang w:val="en-US"/>
-        </w:rPr>
-      </w:pPr>
-      <w:r>
-        <w:rPr>
-          <w:rFonts w:ascii="Arial" w:hAnsi="Arial" w:cs="Arial"/>
-          <w:lang w:val="en-US"/>
-        </w:rPr>
-        <w:t>Eureka:</w:t>
-      </w:r>
-      <w:r>
-        <w:rPr>
-          <w:rFonts w:ascii="Arial" w:hAnsi="Arial" w:cs="Arial"/>
-          <w:lang w:val="en-US"/>
-        </w:rPr>
-        <w:t xml:space="preserve"> 2024.0.1</w:t>
+        <w:t>Eureka: 2024.0.1</w:t>
       </w:r>
     </w:p>
     <w:p>
@@ -853,7 +815,7 @@
           <w:rFonts w:ascii="Arial" w:hAnsi="Arial" w:cs="Arial"/>
           <w:lang w:val="en-US"/>
         </w:rPr>
-        <w:t>order-service</w:t>
+        <w:t>product-service</w:t>
       </w:r>
     </w:p>
     <w:p>
@@ -912,8 +874,6 @@
       <w:r>
         <w:rPr>
           <w:rFonts w:ascii="Arial" w:hAnsi="Arial" w:cs="Arial"/>
-          <w:sz w:val="24"/>
-          <w:szCs w:val="24"/>
           <w:lang w:val="en-US"/>
         </w:rPr>
         <w:t>:</w:t>
@@ -921,8 +881,6 @@
       <w:r>
         <w:rPr>
           <w:rFonts w:ascii="Arial" w:hAnsi="Arial" w:cs="Arial"/>
-          <w:sz w:val="24"/>
-          <w:szCs w:val="24"/>
           <w:lang w:val="en-US"/>
         </w:rPr>
         <w:t xml:space="preserve"> </w:t>
@@ -954,7 +912,14 @@
           <w:rFonts w:ascii="Arial" w:hAnsi="Arial" w:cs="Arial"/>
           <w:lang w:val="en-US"/>
         </w:rPr>
-        <w:t>Redis</w:t>
+        <w:t>Mongo</w:t>
+      </w:r>
+      <w:r>
+        <w:rPr>
+          <w:rFonts w:ascii="Arial" w:hAnsi="Arial" w:cs="Arial"/>
+          <w:lang w:val="en-US"/>
+        </w:rPr>
+        <w:t>DB</w:t>
       </w:r>
       <w:r>
         <w:rPr>
@@ -975,7 +940,7 @@
           <w:rFonts w:ascii="Arial" w:hAnsi="Arial" w:cs="Arial"/>
           <w:lang w:val="en-US"/>
         </w:rPr>
-        <w:t>7.8.6-36</w:t>
+        <w:t>8.0</w:t>
       </w:r>
     </w:p>
     <w:p>
@@ -1022,7 +987,7 @@
           <w:rFonts w:ascii="Arial" w:hAnsi="Arial" w:cs="Arial"/>
           <w:lang w:val="en-US"/>
         </w:rPr>
-        <w:t>payment-service</w:t>
+        <w:t>order-service</w:t>
       </w:r>
     </w:p>
     <w:p>
@@ -1076,18 +1041,13 @@
           <w:rFonts w:ascii="Arial" w:hAnsi="Arial" w:cs="Arial"/>
           <w:lang w:val="en-US"/>
         </w:rPr>
-        <w:t>My</w:t>
-      </w:r>
-      <w:r>
-        <w:rPr>
-          <w:rFonts w:ascii="Arial" w:hAnsi="Arial" w:cs="Arial"/>
-          <w:lang w:val="en-US"/>
-        </w:rPr>
-        <w:t>SQL</w:t>
-      </w:r>
-      <w:r>
-        <w:rPr>
-          <w:rFonts w:ascii="Arial" w:hAnsi="Arial" w:cs="Arial"/>
+        <w:t>MySQL</w:t>
+      </w:r>
+      <w:r>
+        <w:rPr>
+          <w:rFonts w:ascii="Arial" w:hAnsi="Arial" w:cs="Arial"/>
+          <w:sz w:val="24"/>
+          <w:szCs w:val="24"/>
           <w:lang w:val="en-US"/>
         </w:rPr>
         <w:t>:</w:t>
@@ -1095,9 +1055,61 @@
       <w:r>
         <w:rPr>
           <w:rFonts w:ascii="Arial" w:hAnsi="Arial" w:cs="Arial"/>
-          <w:lang w:val="en-US"/>
-        </w:rPr>
-        <w:t xml:space="preserve"> 8.0</w:t>
+          <w:sz w:val="24"/>
+          <w:szCs w:val="24"/>
+          <w:lang w:val="en-US"/>
+        </w:rPr>
+        <w:t xml:space="preserve"> </w:t>
+      </w:r>
+      <w:r>
+        <w:rPr>
+          <w:rFonts w:ascii="Arial" w:hAnsi="Arial" w:cs="Arial"/>
+          <w:sz w:val="24"/>
+          <w:szCs w:val="24"/>
+          <w:lang w:val="en-US"/>
+        </w:rPr>
+        <w:t>8.0</w:t>
+      </w:r>
+    </w:p>
+    <w:p>
+      <w:pPr>
+        <w:pStyle w:val="ListParagraph"/>
+        <w:numPr>
+          <w:ilvl w:val="1"/>
+          <w:numId w:val="2"/>
+        </w:numPr>
+        <w:rPr>
+          <w:rFonts w:ascii="Arial" w:hAnsi="Arial" w:cs="Arial"/>
+          <w:lang w:val="en-US"/>
+        </w:rPr>
+      </w:pPr>
+      <w:r>
+        <w:rPr>
+          <w:rFonts w:ascii="Arial" w:hAnsi="Arial" w:cs="Arial"/>
+          <w:lang w:val="en-US"/>
+        </w:rPr>
+        <w:t>Redis</w:t>
+      </w:r>
+      <w:r>
+        <w:rPr>
+          <w:rFonts w:ascii="Arial" w:hAnsi="Arial" w:cs="Arial"/>
+          <w:lang w:val="en-US"/>
+        </w:rPr>
+        <w:t>:</w:t>
+      </w:r>
+      <w:r>
+        <w:rPr>
+          <w:rFonts w:ascii="Arial" w:hAnsi="Arial" w:cs="Arial"/>
+          <w:lang w:val="en-US"/>
+        </w:rPr>
+        <w:t xml:space="preserve"> </w:t>
+      </w:r>
+      <w:r>
+        <w:rPr>
+          <w:rFonts w:ascii="Arial" w:hAnsi="Arial" w:cs="Arial"/>
+          <w:lang w:val="en-US"/>
+        </w:rPr>
+        <w:t>7.8.6-36</w:t>
       </w:r>
     </w:p>
     <w:p>
@@ -1144,7 +1156,7 @@
           <w:rFonts w:ascii="Arial" w:hAnsi="Arial" w:cs="Arial"/>
           <w:lang w:val="en-US"/>
         </w:rPr>
-        <w:t>search-service</w:t>
+        <w:t>payment-service</w:t>
       </w:r>
     </w:p>
     <w:p>
@@ -1198,35 +1210,29 @@
           <w:rFonts w:ascii="Arial" w:hAnsi="Arial" w:cs="Arial"/>
           <w:lang w:val="en-US"/>
         </w:rPr>
-        <w:t>Elastic</w:t>
-      </w:r>
-      <w:r>
-        <w:rPr>
-          <w:rFonts w:ascii="Arial" w:hAnsi="Arial" w:cs="Arial"/>
-          <w:lang w:val="en-US"/>
-        </w:rPr>
-        <w:t>S</w:t>
-      </w:r>
-      <w:r>
-        <w:rPr>
-          <w:rFonts w:ascii="Arial" w:hAnsi="Arial" w:cs="Arial"/>
-          <w:lang w:val="en-US"/>
-        </w:rPr>
-        <w:t>earch:</w:t>
-      </w:r>
-      <w:r>
-        <w:rPr>
-          <w:rFonts w:ascii="Arial" w:hAnsi="Arial" w:cs="Arial"/>
-          <w:lang w:val="en-US"/>
-        </w:rPr>
-        <w:t xml:space="preserve"> </w:t>
-      </w:r>
-      <w:r>
-        <w:rPr>
-          <w:rFonts w:ascii="Arial" w:hAnsi="Arial" w:cs="Arial"/>
-          <w:lang w:val="en-US"/>
-        </w:rPr>
-        <w:t>8.14.0</w:t>
+        <w:lastRenderedPageBreak/>
+        <w:t>My</w:t>
+      </w:r>
+      <w:r>
+        <w:rPr>
+          <w:rFonts w:ascii="Arial" w:hAnsi="Arial" w:cs="Arial"/>
+          <w:lang w:val="en-US"/>
+        </w:rPr>
+        <w:t>SQL</w:t>
+      </w:r>
+      <w:r>
+        <w:rPr>
+          <w:rFonts w:ascii="Arial" w:hAnsi="Arial" w:cs="Arial"/>
+          <w:lang w:val="en-US"/>
+        </w:rPr>
+        <w:t>:</w:t>
+      </w:r>
+      <w:r>
+        <w:rPr>
+          <w:rFonts w:ascii="Arial" w:hAnsi="Arial" w:cs="Arial"/>
+          <w:lang w:val="en-US"/>
+        </w:rPr>
+        <w:t xml:space="preserve"> 8.0</w:t>
       </w:r>
     </w:p>
     <w:p>
@@ -1246,7 +1252,6 @@
           <w:rFonts w:ascii="Arial" w:hAnsi="Arial" w:cs="Arial"/>
           <w:lang w:val="en-US"/>
         </w:rPr>
-        <w:lastRenderedPageBreak/>
         <w:t>Eureka:</w:t>
       </w:r>
       <w:r>
@@ -1274,7 +1279,7 @@
           <w:rFonts w:ascii="Arial" w:hAnsi="Arial" w:cs="Arial"/>
           <w:lang w:val="en-US"/>
         </w:rPr>
-        <w:t>analytics-service</w:t>
+        <w:t>search-service</w:t>
       </w:r>
     </w:p>
     <w:p>
@@ -1308,7 +1313,7 @@
           <w:rFonts w:ascii="Arial" w:hAnsi="Arial" w:cs="Arial"/>
           <w:lang w:val="en-US"/>
         </w:rPr>
-        <w:t>ramework: 3.2.5</w:t>
+        <w:t>ramework: 3.4.4</w:t>
       </w:r>
     </w:p>
     <w:p>
@@ -1328,28 +1333,35 @@
           <w:rFonts w:ascii="Arial" w:hAnsi="Arial" w:cs="Arial"/>
           <w:lang w:val="en-US"/>
         </w:rPr>
-        <w:t>Postgre</w:t>
-      </w:r>
-      <w:r>
-        <w:rPr>
-          <w:rFonts w:ascii="Arial" w:hAnsi="Arial" w:cs="Arial"/>
-          <w:lang w:val="en-US"/>
-        </w:rPr>
-        <w:t>SQL</w:t>
-      </w:r>
-      <w:r>
-        <w:rPr>
-          <w:rFonts w:ascii="Arial" w:hAnsi="Arial" w:cs="Arial"/>
-          <w:lang w:val="en-US"/>
-        </w:rPr>
-        <w:t>:</w:t>
-      </w:r>
-      <w:r>
-        <w:rPr>
-          <w:rFonts w:ascii="Arial" w:hAnsi="Arial" w:cs="Arial"/>
-          <w:lang w:val="en-US"/>
-        </w:rPr>
-        <w:t xml:space="preserve"> 17.4</w:t>
+        <w:t>Elastic</w:t>
+      </w:r>
+      <w:r>
+        <w:rPr>
+          <w:rFonts w:ascii="Arial" w:hAnsi="Arial" w:cs="Arial"/>
+          <w:lang w:val="en-US"/>
+        </w:rPr>
+        <w:t>S</w:t>
+      </w:r>
+      <w:r>
+        <w:rPr>
+          <w:rFonts w:ascii="Arial" w:hAnsi="Arial" w:cs="Arial"/>
+          <w:lang w:val="en-US"/>
+        </w:rPr>
+        <w:t>earch:</w:t>
+      </w:r>
+      <w:r>
+        <w:rPr>
+          <w:rFonts w:ascii="Arial" w:hAnsi="Arial" w:cs="Arial"/>
+          <w:lang w:val="en-US"/>
+        </w:rPr>
+        <w:t xml:space="preserve"> </w:t>
+      </w:r>
+      <w:r>
+        <w:rPr>
+          <w:rFonts w:ascii="Arial" w:hAnsi="Arial" w:cs="Arial"/>
+          <w:lang w:val="en-US"/>
+        </w:rPr>
+        <w:t>8.14.0</w:t>
       </w:r>
     </w:p>
     <w:p>
@@ -1396,7 +1408,7 @@
           <w:rFonts w:ascii="Arial" w:hAnsi="Arial" w:cs="Arial"/>
           <w:lang w:val="en-US"/>
         </w:rPr>
-        <w:t>notification-service</w:t>
+        <w:t>analytics-service</w:t>
       </w:r>
     </w:p>
     <w:p>
@@ -1430,7 +1442,7 @@
           <w:rFonts w:ascii="Arial" w:hAnsi="Arial" w:cs="Arial"/>
           <w:lang w:val="en-US"/>
         </w:rPr>
-        <w:t>ramework: 3.4.4</w:t>
+        <w:t>ramework: 3.2.5</w:t>
       </w:r>
     </w:p>
     <w:p>
@@ -1450,21 +1462,55 @@
           <w:rFonts w:ascii="Arial" w:hAnsi="Arial" w:cs="Arial"/>
           <w:lang w:val="en-US"/>
         </w:rPr>
-        <w:t>RabbitMQ:</w:t>
-      </w:r>
-      <w:r>
-        <w:rPr>
-          <w:rFonts w:ascii="Arial" w:hAnsi="Arial" w:cs="Arial"/>
-          <w:lang w:val="en-US"/>
-        </w:rPr>
-        <w:t xml:space="preserve"> </w:t>
-      </w:r>
-      <w:r>
-        <w:rPr>
-          <w:rFonts w:ascii="Arial" w:hAnsi="Arial" w:cs="Arial"/>
-          <w:lang w:val="en-US"/>
-        </w:rPr>
-        <w:t>3.13.7</w:t>
+        <w:t>Postgre</w:t>
+      </w:r>
+      <w:r>
+        <w:rPr>
+          <w:rFonts w:ascii="Arial" w:hAnsi="Arial" w:cs="Arial"/>
+          <w:lang w:val="en-US"/>
+        </w:rPr>
+        <w:t>SQL</w:t>
+      </w:r>
+      <w:r>
+        <w:rPr>
+          <w:rFonts w:ascii="Arial" w:hAnsi="Arial" w:cs="Arial"/>
+          <w:lang w:val="en-US"/>
+        </w:rPr>
+        <w:t>:</w:t>
+      </w:r>
+      <w:r>
+        <w:rPr>
+          <w:rFonts w:ascii="Arial" w:hAnsi="Arial" w:cs="Arial"/>
+          <w:lang w:val="en-US"/>
+        </w:rPr>
+        <w:t xml:space="preserve"> 17.4</w:t>
+      </w:r>
+    </w:p>
+    <w:p>
+      <w:pPr>
+        <w:pStyle w:val="ListParagraph"/>
+        <w:numPr>
+          <w:ilvl w:val="1"/>
+          <w:numId w:val="2"/>
+        </w:numPr>
+        <w:rPr>
+          <w:rFonts w:ascii="Arial" w:hAnsi="Arial" w:cs="Arial"/>
+          <w:lang w:val="en-US"/>
+        </w:rPr>
+      </w:pPr>
+      <w:r>
+        <w:rPr>
+          <w:rFonts w:ascii="Arial" w:hAnsi="Arial" w:cs="Arial"/>
+          <w:lang w:val="en-US"/>
+        </w:rPr>
+        <w:t>Eureka:</w:t>
+      </w:r>
+      <w:r>
+        <w:rPr>
+          <w:rFonts w:ascii="Arial" w:hAnsi="Arial" w:cs="Arial"/>
+          <w:lang w:val="en-US"/>
+        </w:rPr>
+        <w:t xml:space="preserve"> 2024.0.1</w:t>
       </w:r>
     </w:p>
     <w:p>
@@ -1484,7 +1530,7 @@
           <w:rFonts w:ascii="Arial" w:hAnsi="Arial" w:cs="Arial"/>
           <w:lang w:val="en-US"/>
         </w:rPr>
-        <w:t>service-discovery</w:t>
+        <w:t>notification-service</w:t>
       </w:r>
     </w:p>
     <w:p>
@@ -1504,7 +1550,41 @@
           <w:rFonts w:ascii="Arial" w:hAnsi="Arial" w:cs="Arial"/>
           <w:lang w:val="en-US"/>
         </w:rPr>
-        <w:t>Spring Framework:</w:t>
+        <w:t xml:space="preserve">Spring </w:t>
+      </w:r>
+      <w:r>
+        <w:rPr>
+          <w:rFonts w:ascii="Arial" w:hAnsi="Arial" w:cs="Arial"/>
+          <w:lang w:val="en-US"/>
+        </w:rPr>
+        <w:t>F</w:t>
+      </w:r>
+      <w:r>
+        <w:rPr>
+          <w:rFonts w:ascii="Arial" w:hAnsi="Arial" w:cs="Arial"/>
+          <w:lang w:val="en-US"/>
+        </w:rPr>
+        <w:t>ramework: 3.4.4</w:t>
+      </w:r>
+    </w:p>
+    <w:p>
+      <w:pPr>
+        <w:pStyle w:val="ListParagraph"/>
+        <w:numPr>
+          <w:ilvl w:val="1"/>
+          <w:numId w:val="2"/>
+        </w:numPr>
+        <w:rPr>
+          <w:rFonts w:ascii="Arial" w:hAnsi="Arial" w:cs="Arial"/>
+          <w:lang w:val="en-US"/>
+        </w:rPr>
+      </w:pPr>
+      <w:r>
+        <w:rPr>
+          <w:rFonts w:ascii="Arial" w:hAnsi="Arial" w:cs="Arial"/>
+          <w:lang w:val="en-US"/>
+        </w:rPr>
+        <w:t>RabbitMQ:</w:t>
       </w:r>
       <w:r>
         <w:rPr>
@@ -1518,7 +1598,7 @@
           <w:rFonts w:ascii="Arial" w:hAnsi="Arial" w:cs="Arial"/>
           <w:lang w:val="en-US"/>
         </w:rPr>
-        <w:t>3.4.4</w:t>
+        <w:t>3.13.7</w:t>
       </w:r>
     </w:p>
     <w:p>
@@ -1538,6 +1618,60 @@
           <w:rFonts w:ascii="Arial" w:hAnsi="Arial" w:cs="Arial"/>
           <w:lang w:val="en-US"/>
         </w:rPr>
+        <w:t>service-discovery</w:t>
+      </w:r>
+    </w:p>
+    <w:p>
+      <w:pPr>
+        <w:pStyle w:val="ListParagraph"/>
+        <w:numPr>
+          <w:ilvl w:val="1"/>
+          <w:numId w:val="2"/>
+        </w:numPr>
+        <w:rPr>
+          <w:rFonts w:ascii="Arial" w:hAnsi="Arial" w:cs="Arial"/>
+          <w:lang w:val="en-US"/>
+        </w:rPr>
+      </w:pPr>
+      <w:r>
+        <w:rPr>
+          <w:rFonts w:ascii="Arial" w:hAnsi="Arial" w:cs="Arial"/>
+          <w:lang w:val="en-US"/>
+        </w:rPr>
+        <w:t>Spring Framework:</w:t>
+      </w:r>
+      <w:r>
+        <w:rPr>
+          <w:rFonts w:ascii="Arial" w:hAnsi="Arial" w:cs="Arial"/>
+          <w:lang w:val="en-US"/>
+        </w:rPr>
+        <w:t xml:space="preserve"> </w:t>
+      </w:r>
+      <w:r>
+        <w:rPr>
+          <w:rFonts w:ascii="Arial" w:hAnsi="Arial" w:cs="Arial"/>
+          <w:lang w:val="en-US"/>
+        </w:rPr>
+        <w:t>3.4.4</w:t>
+      </w:r>
+    </w:p>
+    <w:p>
+      <w:pPr>
+        <w:pStyle w:val="ListParagraph"/>
+        <w:numPr>
+          <w:ilvl w:val="0"/>
+          <w:numId w:val="2"/>
+        </w:numPr>
+        <w:rPr>
+          <w:rFonts w:ascii="Arial" w:hAnsi="Arial" w:cs="Arial"/>
+          <w:lang w:val="en-US"/>
+        </w:rPr>
+      </w:pPr>
+      <w:r>
+        <w:rPr>
+          <w:rFonts w:ascii="Arial" w:hAnsi="Arial" w:cs="Arial"/>
+          <w:lang w:val="en-US"/>
+        </w:rPr>
         <w:t>docker:</w:t>
       </w:r>
     </w:p>
@@ -2209,6 +2343,7 @@
         <w:rPr>
           <w:rFonts w:ascii="Arial" w:hAnsi="Arial" w:cs="Arial"/>
         </w:rPr>
+        <w:lastRenderedPageBreak/>
         <w:t>Điều phối các tác vụ nặng như tạo báo cáo hoặc xử lý dữ liệu lớn.</w:t>
       </w:r>
     </w:p>
@@ -2321,7 +2456,6 @@
           <w:lang w:eastAsia="vi-VN"/>
           <w14:ligatures w14:val="none"/>
         </w:rPr>
-        <w:lastRenderedPageBreak/>
         <w:t>Chức năng: Định tuyến các yêu cầu từ frontend đến các microservices, xác thực (authentication), giới hạn tốc độ (rate limiting).</w:t>
       </w:r>
     </w:p>
@@ -2406,7 +2540,27 @@
           <w:lang w:eastAsia="vi-VN"/>
           <w14:ligatures w14:val="none"/>
         </w:rPr>
-        <w:t>Chức năng: Quản lý thông tin người dùng (đăng ký, đăng nhập, cập nhật hồ sơ).</w:t>
+        <w:t>Chức năng: Quản lý thông tin người dùng</w:t>
+      </w:r>
+      <w:r>
+        <w:rPr>
+          <w:rFonts w:ascii="Arial" w:eastAsia="Times New Roman" w:hAnsi="Arial" w:cs="Arial"/>
+          <w:sz w:val="24"/>
+          <w:szCs w:val="24"/>
+          <w:lang w:val="en-US" w:eastAsia="vi-VN"/>
+          <w14:ligatures w14:val="none"/>
+        </w:rPr>
+        <w:t xml:space="preserve"> nội bộ như admin, staff</w:t>
+      </w:r>
+      <w:r>
+        <w:rPr>
+          <w:rFonts w:ascii="Arial" w:eastAsia="Times New Roman" w:hAnsi="Arial" w:cs="Arial"/>
+          <w:sz w:val="24"/>
+          <w:szCs w:val="24"/>
+          <w:lang w:eastAsia="vi-VN"/>
+          <w14:ligatures w14:val="none"/>
+        </w:rPr>
+        <w:t xml:space="preserve"> (đăng ký, đăng nhập, cập nhật hồ sơ).</w:t>
       </w:r>
     </w:p>
     <w:p>
@@ -2431,10 +2585,20 @@
           <w:rFonts w:ascii="Arial" w:eastAsia="Times New Roman" w:hAnsi="Arial" w:cs="Arial"/>
           <w:b/>
           <w:bCs/>
-          <w:lang w:eastAsia="vi-VN"/>
-          <w14:ligatures w14:val="none"/>
-        </w:rPr>
-        <w:t>Product Service</w:t>
+          <w:lang w:val="en-US" w:eastAsia="vi-VN"/>
+          <w14:ligatures w14:val="none"/>
+        </w:rPr>
+        <w:t>Customers</w:t>
+      </w:r>
+      <w:r>
+        <w:rPr>
+          <w:rFonts w:ascii="Arial" w:eastAsia="Times New Roman" w:hAnsi="Arial" w:cs="Arial"/>
+          <w:b/>
+          <w:bCs/>
+          <w:lang w:eastAsia="vi-VN"/>
+          <w14:ligatures w14:val="none"/>
+        </w:rPr>
+        <w:t xml:space="preserve"> Service</w:t>
       </w:r>
     </w:p>
     <w:p>
@@ -2462,7 +2626,7 @@
           <w:lang w:eastAsia="vi-VN"/>
           <w14:ligatures w14:val="none"/>
         </w:rPr>
-        <w:t>Cơ sở dữ liệu: MySQL (danh mục sản phẩm), MongoDB (mô tả, đánh giá, thuộc tính), Elasticsearch (tìm kiếm).</w:t>
+        <w:t>Cơ sở dữ liệu: MySQL.</w:t>
       </w:r>
     </w:p>
     <w:p>
@@ -2490,7 +2654,27 @@
           <w:lang w:eastAsia="vi-VN"/>
           <w14:ligatures w14:val="none"/>
         </w:rPr>
-        <w:t>Chức năng: Quản lý sản phẩm, tìm kiếm, gợi ý sản phẩm.</w:t>
+        <w:t xml:space="preserve">Chức năng: Quản lý thông tin </w:t>
+      </w:r>
+      <w:r>
+        <w:rPr>
+          <w:rFonts w:ascii="Arial" w:eastAsia="Times New Roman" w:hAnsi="Arial" w:cs="Arial"/>
+          <w:sz w:val="24"/>
+          <w:szCs w:val="24"/>
+          <w:lang w:val="en-US" w:eastAsia="vi-VN"/>
+          <w14:ligatures w14:val="none"/>
+        </w:rPr>
+        <w:t>khách hàng</w:t>
+      </w:r>
+      <w:r>
+        <w:rPr>
+          <w:rFonts w:ascii="Arial" w:eastAsia="Times New Roman" w:hAnsi="Arial" w:cs="Arial"/>
+          <w:sz w:val="24"/>
+          <w:szCs w:val="24"/>
+          <w:lang w:eastAsia="vi-VN"/>
+          <w14:ligatures w14:val="none"/>
+        </w:rPr>
+        <w:t>(đăng ký, đăng nhập, cập nhật hồ sơ).</w:t>
       </w:r>
     </w:p>
     <w:p>
@@ -2518,7 +2702,7 @@
           <w:lang w:eastAsia="vi-VN"/>
           <w14:ligatures w14:val="none"/>
         </w:rPr>
-        <w:t>Order Service</w:t>
+        <w:t>Product Service</w:t>
       </w:r>
     </w:p>
     <w:p>
@@ -2546,7 +2730,7 @@
           <w:lang w:eastAsia="vi-VN"/>
           <w14:ligatures w14:val="none"/>
         </w:rPr>
-        <w:t>Cơ sở dữ liệu: MySQL (đơn hàng), Redis (giỏ hàng tạm thời).</w:t>
+        <w:t>Cơ sở dữ liệu: MySQL (danh mục sản phẩm), MongoDB (mô tả, đánh giá, thuộc tính), Elasticsearch (tìm kiếm).</w:t>
       </w:r>
     </w:p>
     <w:p>
@@ -2574,7 +2758,7 @@
           <w:lang w:eastAsia="vi-VN"/>
           <w14:ligatures w14:val="none"/>
         </w:rPr>
-        <w:t>Chức năng: Quản lý đơn hàng, giỏ hàng.</w:t>
+        <w:t>Chức năng: Quản lý sản phẩm, tìm kiếm, gợi ý sản phẩm.</w:t>
       </w:r>
     </w:p>
     <w:p>
@@ -2602,7 +2786,7 @@
           <w:lang w:eastAsia="vi-VN"/>
           <w14:ligatures w14:val="none"/>
         </w:rPr>
-        <w:t>Payment Service</w:t>
+        <w:t>Order Service</w:t>
       </w:r>
     </w:p>
     <w:p>
@@ -2630,7 +2814,7 @@
           <w:lang w:eastAsia="vi-VN"/>
           <w14:ligatures w14:val="none"/>
         </w:rPr>
-        <w:t>Cơ sở dữ liệu: MySQL (thanh toán).</w:t>
+        <w:t>Cơ sở dữ liệu: MySQL (đơn hàng), Redis (giỏ hàng tạm thời).</w:t>
       </w:r>
     </w:p>
     <w:p>
@@ -2658,17 +2842,7 @@
           <w:lang w:eastAsia="vi-VN"/>
           <w14:ligatures w14:val="none"/>
         </w:rPr>
-        <w:t>Chức năng: Xử lý thanh toán, tích hợp với cổng thanh toán</w:t>
-      </w:r>
-      <w:r>
-        <w:rPr>
-          <w:rFonts w:ascii="Arial" w:eastAsia="Times New Roman" w:hAnsi="Arial" w:cs="Arial"/>
-          <w:sz w:val="24"/>
-          <w:szCs w:val="24"/>
-          <w:lang w:val="en-US" w:eastAsia="vi-VN"/>
-          <w14:ligatures w14:val="none"/>
-        </w:rPr>
-        <w:t>.</w:t>
+        <w:t>Chức năng: Quản lý đơn hàng, giỏ hàng.</w:t>
       </w:r>
     </w:p>
     <w:p>
@@ -2696,7 +2870,7 @@
           <w:lang w:eastAsia="vi-VN"/>
           <w14:ligatures w14:val="none"/>
         </w:rPr>
-        <w:t>Search Service</w:t>
+        <w:t>Payment Service</w:t>
       </w:r>
     </w:p>
     <w:p>
@@ -2724,7 +2898,7 @@
           <w:lang w:eastAsia="vi-VN"/>
           <w14:ligatures w14:val="none"/>
         </w:rPr>
-        <w:t>Cơ sở dữ liệu: Elasticsearch.</w:t>
+        <w:t>Cơ sở dữ liệu: MySQL (thanh toán).</w:t>
       </w:r>
     </w:p>
     <w:p>
@@ -2752,7 +2926,17 @@
           <w:lang w:eastAsia="vi-VN"/>
           <w14:ligatures w14:val="none"/>
         </w:rPr>
-        <w:t>Chức năng: Tìm kiếm sản phẩm, gợi ý autocomplete.</w:t>
+        <w:t>Chức năng: Xử lý thanh toán, tích hợp với cổng thanh toán</w:t>
+      </w:r>
+      <w:r>
+        <w:rPr>
+          <w:rFonts w:ascii="Arial" w:eastAsia="Times New Roman" w:hAnsi="Arial" w:cs="Arial"/>
+          <w:sz w:val="24"/>
+          <w:szCs w:val="24"/>
+          <w:lang w:val="en-US" w:eastAsia="vi-VN"/>
+          <w14:ligatures w14:val="none"/>
+        </w:rPr>
+        <w:t>.</w:t>
       </w:r>
     </w:p>
     <w:p>
@@ -2780,7 +2964,7 @@
           <w:lang w:eastAsia="vi-VN"/>
           <w14:ligatures w14:val="none"/>
         </w:rPr>
-        <w:t>Analytics Service</w:t>
+        <w:t>Search Service</w:t>
       </w:r>
     </w:p>
     <w:p>
@@ -2808,7 +2992,7 @@
           <w:lang w:eastAsia="vi-VN"/>
           <w14:ligatures w14:val="none"/>
         </w:rPr>
-        <w:t>Cơ sở dữ liệu: PostgreSQL.</w:t>
+        <w:t>Cơ sở dữ liệu: Elasticsearch.</w:t>
       </w:r>
     </w:p>
     <w:p>
@@ -2836,7 +3020,7 @@
           <w:lang w:eastAsia="vi-VN"/>
           <w14:ligatures w14:val="none"/>
         </w:rPr>
-        <w:t>Chức năng: Phân tích số liệu kinh doanh (OLAP), báo cáo doanh thu.</w:t>
+        <w:t>Chức năng: Tìm kiếm sản phẩm, gợi ý autocomplete.</w:t>
       </w:r>
     </w:p>
     <w:p>
@@ -2864,7 +3048,7 @@
           <w:lang w:eastAsia="vi-VN"/>
           <w14:ligatures w14:val="none"/>
         </w:rPr>
-        <w:t>Notification Service</w:t>
+        <w:t>Analytics Service</w:t>
       </w:r>
     </w:p>
     <w:p>
@@ -2892,7 +3076,7 @@
           <w:lang w:eastAsia="vi-VN"/>
           <w14:ligatures w14:val="none"/>
         </w:rPr>
-        <w:t>Công cụ: RabbitMQ.</w:t>
+        <w:t>Cơ sở dữ liệu: PostgreSQL.</w:t>
       </w:r>
     </w:p>
     <w:p>
@@ -2920,7 +3104,7 @@
           <w:lang w:eastAsia="vi-VN"/>
           <w14:ligatures w14:val="none"/>
         </w:rPr>
-        <w:t>Chức năng: Gửi email xác nhận, thông báo đẩy.</w:t>
+        <w:t>Chức năng: Phân tích số liệu kinh doanh (OLAP), báo cáo doanh thu.</w:t>
       </w:r>
     </w:p>
     <w:p>
@@ -2936,6 +3120,90 @@
           <w:rFonts w:ascii="Arial" w:eastAsia="Times New Roman" w:hAnsi="Arial" w:cs="Arial"/>
           <w:b/>
           <w:bCs/>
+          <w:lang w:eastAsia="vi-VN"/>
+          <w14:ligatures w14:val="none"/>
+        </w:rPr>
+      </w:pPr>
+      <w:r>
+        <w:rPr>
+          <w:rFonts w:ascii="Arial" w:eastAsia="Times New Roman" w:hAnsi="Arial" w:cs="Arial"/>
+          <w:b/>
+          <w:bCs/>
+          <w:lang w:eastAsia="vi-VN"/>
+          <w14:ligatures w14:val="none"/>
+        </w:rPr>
+        <w:t>Notification Service</w:t>
+      </w:r>
+    </w:p>
+    <w:p>
+      <w:pPr>
+        <w:pStyle w:val="ListParagraph"/>
+        <w:numPr>
+          <w:ilvl w:val="1"/>
+          <w:numId w:val="8"/>
+        </w:numPr>
+        <w:spacing w:before="100" w:beforeAutospacing="1" w:after="100" w:afterAutospacing="1" w:line="240" w:lineRule="auto"/>
+        <w:ind w:left="1800"/>
+        <w:rPr>
+          <w:rFonts w:ascii="Arial" w:eastAsia="Times New Roman" w:hAnsi="Arial" w:cs="Arial"/>
+          <w:sz w:val="24"/>
+          <w:szCs w:val="24"/>
+          <w:lang w:eastAsia="vi-VN"/>
+          <w14:ligatures w14:val="none"/>
+        </w:rPr>
+      </w:pPr>
+      <w:r>
+        <w:rPr>
+          <w:rFonts w:ascii="Arial" w:eastAsia="Times New Roman" w:hAnsi="Arial" w:cs="Arial"/>
+          <w:sz w:val="24"/>
+          <w:szCs w:val="24"/>
+          <w:lang w:eastAsia="vi-VN"/>
+          <w14:ligatures w14:val="none"/>
+        </w:rPr>
+        <w:t>Công cụ: RabbitMQ.</w:t>
+      </w:r>
+    </w:p>
+    <w:p>
+      <w:pPr>
+        <w:pStyle w:val="ListParagraph"/>
+        <w:numPr>
+          <w:ilvl w:val="1"/>
+          <w:numId w:val="8"/>
+        </w:numPr>
+        <w:spacing w:before="100" w:beforeAutospacing="1" w:after="100" w:afterAutospacing="1" w:line="240" w:lineRule="auto"/>
+        <w:ind w:left="1800"/>
+        <w:rPr>
+          <w:rFonts w:ascii="Arial" w:eastAsia="Times New Roman" w:hAnsi="Arial" w:cs="Arial"/>
+          <w:sz w:val="24"/>
+          <w:szCs w:val="24"/>
+          <w:lang w:eastAsia="vi-VN"/>
+          <w14:ligatures w14:val="none"/>
+        </w:rPr>
+      </w:pPr>
+      <w:r>
+        <w:rPr>
+          <w:rFonts w:ascii="Arial" w:eastAsia="Times New Roman" w:hAnsi="Arial" w:cs="Arial"/>
+          <w:sz w:val="24"/>
+          <w:szCs w:val="24"/>
+          <w:lang w:eastAsia="vi-VN"/>
+          <w14:ligatures w14:val="none"/>
+        </w:rPr>
+        <w:t>Chức năng: Gửi email xác nhận, thông báo đẩy.</w:t>
+      </w:r>
+    </w:p>
+    <w:p>
+      <w:pPr>
+        <w:pStyle w:val="ListParagraph"/>
+        <w:numPr>
+          <w:ilvl w:val="0"/>
+          <w:numId w:val="7"/>
+        </w:numPr>
+        <w:spacing w:after="0" w:line="240" w:lineRule="auto"/>
+        <w:ind w:left="1080"/>
+        <w:rPr>
+          <w:rFonts w:ascii="Arial" w:eastAsia="Times New Roman" w:hAnsi="Arial" w:cs="Arial"/>
+          <w:b/>
+          <w:bCs/>
           <w:sz w:val="24"/>
           <w:szCs w:val="24"/>
           <w:lang w:eastAsia="vi-VN"/>
@@ -3397,6 +3665,7 @@
           <w:szCs w:val="24"/>
           <w:lang w:val="en-US"/>
         </w:rPr>
+        <w:lastRenderedPageBreak/>
         <w:t>ElasticSearch</w:t>
       </w:r>
       <w:r>
@@ -3540,7 +3809,6 @@
           <w:szCs w:val="24"/>
           <w:lang w:val="en-US"/>
         </w:rPr>
-        <w:lastRenderedPageBreak/>
         <w:t xml:space="preserve">B1: </w:t>
       </w:r>
       <w:r>

--- a/ecommerce-project/Hệ Thống Phân Tán của Chợ Việt.docx
+++ b/ecommerce-project/Hệ Thống Phân Tán của Chợ Việt.docx
@@ -3559,7 +3559,115 @@
           <w:szCs w:val="24"/>
           <w:lang w:val="en-US"/>
         </w:rPr>
-        <w:t>: docker run -d --name postgres_container -p 5432:5432 -e POSTGRES_PASSWORD=</w:t>
+        <w:t xml:space="preserve">: </w:t>
+      </w:r>
+      <w:r>
+        <w:rPr>
+          <w:rFonts w:ascii="Arial" w:hAnsi="Arial" w:cs="Arial"/>
+          <w:sz w:val="24"/>
+          <w:szCs w:val="24"/>
+          <w:lang w:val="en-US"/>
+        </w:rPr>
+        <w:t>docker run -d --name postgres_container -p 5432:5432 -e POSTGRES_USER=</w:t>
+      </w:r>
+      <w:r>
+        <w:rPr>
+          <w:rFonts w:ascii="Arial" w:hAnsi="Arial" w:cs="Arial"/>
+          <w:sz w:val="24"/>
+          <w:szCs w:val="24"/>
+          <w:lang w:val="en-US"/>
+        </w:rPr>
+        <w:t>admin</w:t>
+      </w:r>
+      <w:r>
+        <w:rPr>
+          <w:rFonts w:ascii="Arial" w:hAnsi="Arial" w:cs="Arial"/>
+          <w:sz w:val="24"/>
+          <w:szCs w:val="24"/>
+          <w:lang w:val="en-US"/>
+        </w:rPr>
+        <w:t xml:space="preserve"> -e POSTGRES_PASSWORD=</w:t>
+      </w:r>
+      <w:r>
+        <w:rPr>
+          <w:rFonts w:ascii="Arial" w:hAnsi="Arial" w:cs="Arial"/>
+          <w:sz w:val="24"/>
+          <w:szCs w:val="24"/>
+          <w:lang w:val="en-US"/>
+        </w:rPr>
+        <w:t>chovietluon,a</w:t>
+      </w:r>
+      <w:r>
+        <w:rPr>
+          <w:rFonts w:ascii="Arial" w:hAnsi="Arial" w:cs="Arial"/>
+          <w:sz w:val="24"/>
+          <w:szCs w:val="24"/>
+          <w:lang w:val="en-US"/>
+        </w:rPr>
+        <w:t xml:space="preserve"> postgres:latest</w:t>
+      </w:r>
+    </w:p>
+    <w:p>
+      <w:pPr>
+        <w:pStyle w:val="ListParagraph"/>
+        <w:numPr>
+          <w:ilvl w:val="1"/>
+          <w:numId w:val="1"/>
+        </w:numPr>
+        <w:rPr>
+          <w:rFonts w:ascii="Arial" w:hAnsi="Arial" w:cs="Arial"/>
+          <w:sz w:val="24"/>
+          <w:szCs w:val="24"/>
+          <w:lang w:val="en-US"/>
+        </w:rPr>
+      </w:pPr>
+      <w:r>
+        <w:rPr>
+          <w:rFonts w:ascii="Arial" w:hAnsi="Arial" w:cs="Arial"/>
+          <w:b/>
+          <w:bCs/>
+          <w:sz w:val="24"/>
+          <w:szCs w:val="24"/>
+          <w:lang w:val="en-US"/>
+        </w:rPr>
+        <w:lastRenderedPageBreak/>
+        <w:t>RabbitMQ</w:t>
+      </w:r>
+      <w:r>
+        <w:rPr>
+          <w:rFonts w:ascii="Arial" w:hAnsi="Arial" w:cs="Arial"/>
+          <w:sz w:val="24"/>
+          <w:szCs w:val="24"/>
+          <w:lang w:val="en-US"/>
+        </w:rPr>
+        <w:t xml:space="preserve">: </w:t>
+      </w:r>
+      <w:r>
+        <w:rPr>
+          <w:rFonts w:ascii="Arial" w:hAnsi="Arial" w:cs="Arial"/>
+          <w:sz w:val="24"/>
+          <w:szCs w:val="24"/>
+          <w:lang w:val="en-US"/>
+        </w:rPr>
+        <w:t>docker run -d --name rabbitmq_container -p 5672:5672 -p 15672:15672 -e RABBITMQ_DEFAULT_USER=</w:t>
+      </w:r>
+      <w:r>
+        <w:rPr>
+          <w:rFonts w:ascii="Arial" w:hAnsi="Arial" w:cs="Arial"/>
+          <w:sz w:val="24"/>
+          <w:szCs w:val="24"/>
+          <w:lang w:val="en-US"/>
+        </w:rPr>
+        <w:t>admin</w:t>
+      </w:r>
+      <w:r>
+        <w:rPr>
+          <w:rFonts w:ascii="Arial" w:hAnsi="Arial" w:cs="Arial"/>
+          <w:sz w:val="24"/>
+          <w:szCs w:val="24"/>
+          <w:lang w:val="en-US"/>
+        </w:rPr>
+        <w:t xml:space="preserve"> -e RABBITMQ_DEFAULT_PASS=</w:t>
       </w:r>
       <w:r>
         <w:rPr>
@@ -3577,25 +3685,7 @@
           <w:szCs w:val="24"/>
           <w:lang w:val="en-US"/>
         </w:rPr>
-        <w:t xml:space="preserve"> </w:t>
-      </w:r>
-      <w:r>
-        <w:rPr>
-          <w:rFonts w:ascii="Arial" w:hAnsi="Arial" w:cs="Arial"/>
-          <w:sz w:val="24"/>
-          <w:szCs w:val="24"/>
-          <w:lang w:val="en-US"/>
-        </w:rPr>
-        <w:t>postgres:latest</w:t>
-      </w:r>
-      <w:r>
-        <w:rPr>
-          <w:rFonts w:ascii="Arial" w:hAnsi="Arial" w:cs="Arial"/>
-          <w:sz w:val="24"/>
-          <w:szCs w:val="24"/>
-          <w:lang w:val="en-US"/>
-        </w:rPr>
-        <w:t>.</w:t>
+        <w:t xml:space="preserve"> rabbitmq:3-management</w:t>
       </w:r>
     </w:p>
     <w:p>
@@ -3621,51 +3711,6 @@
           <w:szCs w:val="24"/>
           <w:lang w:val="en-US"/>
         </w:rPr>
-        <w:t>RabbitMQ</w:t>
-      </w:r>
-      <w:r>
-        <w:rPr>
-          <w:rFonts w:ascii="Arial" w:hAnsi="Arial" w:cs="Arial"/>
-          <w:sz w:val="24"/>
-          <w:szCs w:val="24"/>
-          <w:lang w:val="en-US"/>
-        </w:rPr>
-        <w:t>: docker run -d --name rabbitmq_container -p 5672:5672 -p 15672:15672 rabbitmq:3-management</w:t>
-      </w:r>
-      <w:r>
-        <w:rPr>
-          <w:rFonts w:ascii="Arial" w:hAnsi="Arial" w:cs="Arial"/>
-          <w:sz w:val="24"/>
-          <w:szCs w:val="24"/>
-          <w:lang w:val="en-US"/>
-        </w:rPr>
-        <w:t>.</w:t>
-      </w:r>
-    </w:p>
-    <w:p>
-      <w:pPr>
-        <w:pStyle w:val="ListParagraph"/>
-        <w:numPr>
-          <w:ilvl w:val="1"/>
-          <w:numId w:val="1"/>
-        </w:numPr>
-        <w:rPr>
-          <w:rFonts w:ascii="Arial" w:hAnsi="Arial" w:cs="Arial"/>
-          <w:sz w:val="24"/>
-          <w:szCs w:val="24"/>
-          <w:lang w:val="en-US"/>
-        </w:rPr>
-      </w:pPr>
-      <w:r>
-        <w:rPr>
-          <w:rFonts w:ascii="Arial" w:hAnsi="Arial" w:cs="Arial"/>
-          <w:b/>
-          <w:bCs/>
-          <w:sz w:val="24"/>
-          <w:szCs w:val="24"/>
-          <w:lang w:val="en-US"/>
-        </w:rPr>
-        <w:lastRenderedPageBreak/>
         <w:t>ElasticSearch</w:t>
       </w:r>
       <w:r>
